--- a/_inbox/PDI/06-governanca-ia-seguranca/atividade-4/7-apresentacao/pdi-governanca-ia-seguranca-a4.docx
+++ b/_inbox/PDI/06-governanca-ia-seguranca/atividade-4/7-apresentacao/pdi-governanca-ia-seguranca-a4.docx
@@ -36,7 +36,7 @@
           <w:color w:val="6B7A8A"/>
           <w:sz w:val="24"/>
         </w:rPr>
-        <w:t>Documento Tecnico de PDI</w:t>
+        <w:t>Documento Técnico de PDI</w:t>
       </w:r>
     </w:p>
     <w:p>
@@ -72,7 +72,7 @@
           <w:color w:val="495560"/>
           <w:sz w:val="22"/>
         </w:rPr>
-        <w:t>Area: 02 Praticas de Engenharia e Clean Code</w:t>
+        <w:t>Área: Automação &amp; Infraestrutura</w:t>
         <w:br/>
       </w:r>
       <w:r>
@@ -102,12 +102,12 @@
     </w:p>
     <w:p>
       <w:r>
-        <w:t>Disparo de campanha, sync de leads e rotinas de verba executam todo dia sem registrar quem rodou, com que parametros e com que resultado. Quando o lote sai errado, sobram versoes conflitantes.</w:t>
+        <w:t>Disparo de campanha, sync de leads e rotinas de verba executam todo dia sem registrar quem rodou, com que parâmetros e com que resultado. Quando o lote sai errado, sobram versões conflitantes.</w:t>
       </w:r>
     </w:p>
     <w:p>
       <w:r>
-        <w:t>Esta atividade da resposta em fatos: evento padronizado, trilha imutavel e retencao em camadas, espelhando CloudTrail e NIST CSF 2.0.</w:t>
+        <w:t>Esta atividade da resposta em fatos: evento padronizado, trilha imutável e retenção em camadas, espelhando CloudTrail e NIST CSF 2.0.</w:t>
       </w:r>
     </w:p>
     <w:p>
@@ -118,12 +118,12 @@
         <w:rPr>
           <w:color w:val="8B1E1E"/>
         </w:rPr>
-        <w:t>2. Diagnostico</w:t>
+        <w:t>2. Diagnóstico</w:t>
       </w:r>
     </w:p>
     <w:p>
       <w:r>
-        <w:t>Sem trilha nao ha como reconstruir incidente, provar diligencia (LGPD art. 37, NIST CSF) nem cobrar ferramenta. Log editavel ou com segredo dentro nao serve como evidencia.</w:t>
+        <w:t>Sem trilha não há como reconstruir incidente, provar diligência (LGPD art. 37, NIST CSF) nem cobrar ferramenta. Log editável ou com segredo dentro não serve como evidência.</w:t>
       </w:r>
     </w:p>
     <w:tbl>
@@ -164,7 +164,7 @@
           </w:tcPr>
           <w:p>
             <w:r>
-              <w:t>Correcao</w:t>
+              <w:t>Correção</w:t>
             </w:r>
           </w:p>
         </w:tc>
@@ -176,7 +176,7 @@
           </w:tcPr>
           <w:p>
             <w:r>
-              <w:t>Sem evento padrao</w:t>
+              <w:t>Sem evento padrão</w:t>
             </w:r>
           </w:p>
         </w:tc>
@@ -196,7 +196,7 @@
           </w:tcPr>
           <w:p>
             <w:r>
-              <w:t>6 campos obrigatorios</w:t>
+              <w:t>6 campos obrigatórios</w:t>
             </w:r>
           </w:p>
         </w:tc>
@@ -208,7 +208,7 @@
           </w:tcPr>
           <w:p>
             <w:r>
-              <w:t>Log editavel</w:t>
+              <w:t>Log editável</w:t>
             </w:r>
           </w:p>
         </w:tc>
@@ -218,7 +218,7 @@
           </w:tcPr>
           <w:p>
             <w:r>
-              <w:t>Evidencia fraca</w:t>
+              <w:t>Evidência fraca</w:t>
             </w:r>
           </w:p>
         </w:tc>
@@ -274,12 +274,12 @@
         <w:rPr>
           <w:color w:val="8B1E1E"/>
         </w:rPr>
-        <w:t>3. Solucao</w:t>
+        <w:t>3. Solução</w:t>
       </w:r>
     </w:p>
     <w:p>
       <w:r>
-        <w:t>Standard com evento minimo, propriedades da trilha, retencao em camadas, mapeamento NIST CSF 2.0 e rotina semanal, mensal e trimestral. Codigo audit_logger.py: JSON Lines com SHA-256 encadeado e verify por linha.</w:t>
+        <w:t>Standard com evento mínimo, propriedades da trilha, retenção em camadas, mapeamento NIST CSF 2.0 e rotina semanal, mensal e trimestral. Código audit_logger.py: JSON Lines com SHA-256 encadeado e verify por linha.</w:t>
       </w:r>
     </w:p>
     <w:p>
@@ -295,7 +295,7 @@
         <w:pStyle w:val="ListBullet"/>
       </w:pPr>
       <w:r>
-        <w:t>Relogio unico em UTC ISO 8601</w:t>
+        <w:t>Relógio único em UTC ISO 8601</w:t>
       </w:r>
     </w:p>
     <w:p>
@@ -319,7 +319,7 @@
     </w:p>
     <w:p>
       <w:r>
-        <w:t>1. Evento com 6 campos. 2. Append-only com hash via audit_logger.py. 3. Retencao quente e fria. 4. Consulta para incidente e relatorio trimestral por funcao NIST.</w:t>
+        <w:t>1. Evento com 6 campos. 2. Append-only com hash via audit_logger.py. 3. Retenção quente e fria. 4. Consulta para incidente e relatório trimestral por função NIST.</w:t>
       </w:r>
     </w:p>
     <w:p>
@@ -360,7 +360,7 @@
           </w:tcPr>
           <w:p>
             <w:r>
-              <w:t>Conteudo</w:t>
+              <w:t>Conteúdo</w:t>
             </w:r>
           </w:p>
         </w:tc>
@@ -404,7 +404,7 @@
           </w:tcPr>
           <w:p>
             <w:r>
-              <w:t>Logger executavel</w:t>
+              <w:t>Logger executável</w:t>
             </w:r>
           </w:p>
         </w:tc>
@@ -462,7 +462,7 @@
         <w:rPr>
           <w:color w:val="8B1E1E"/>
         </w:rPr>
-        <w:t>6. Metricas de sucesso</w:t>
+        <w:t>6. Métricas de sucesso</w:t>
       </w:r>
     </w:p>
     <w:tbl>
@@ -483,7 +483,7 @@
           </w:tcPr>
           <w:p>
             <w:r>
-              <w:t>Metrica</w:t>
+              <w:t>Métrica</w:t>
             </w:r>
           </w:p>
         </w:tc>
@@ -515,7 +515,7 @@
           </w:tcPr>
           <w:p>
             <w:r>
-              <w:t>Criticos com trilha</w:t>
+              <w:t>Críticos com trilha</w:t>
             </w:r>
           </w:p>
         </w:tc>
@@ -547,7 +547,7 @@
           </w:tcPr>
           <w:p>
             <w:r>
-              <w:t>Reconstrucao</w:t>
+              <w:t>Reconstrução</w:t>
             </w:r>
           </w:p>
         </w:tc>
@@ -557,7 +557,7 @@
           </w:tcPr>
           <w:p>
             <w:r>
-              <w:t>sem referencia</w:t>
+              <w:t>sem referência</w:t>
             </w:r>
           </w:p>
         </w:tc>
@@ -567,7 +567,7 @@
           </w:tcPr>
           <w:p>
             <w:r>
-              <w:t>ate 30 min (meta)</w:t>
+              <w:t>até 30 min (meta)</w:t>
             </w:r>
           </w:p>
         </w:tc>
@@ -618,7 +618,7 @@
     </w:p>
     <w:p>
       <w:r>
-        <w:t>Desenvolvido em Setembro 2026, homologacao pendente: acoplar o logger aos 3 workflows criticos e testar a restauracao do backup.</w:t>
+        <w:t>Desenvolvido em Setembro 2026, homologação pendente: acoplar o logger aos 3 workflows críticos e testar a restauração do backup.</w:t>
       </w:r>
     </w:p>
     <w:p>
@@ -629,7 +629,7 @@
         <w:rPr>
           <w:color w:val="8B1E1E"/>
         </w:rPr>
-        <w:t>Decisoes e tradeoffs</w:t>
+        <w:t>Decisões e tradeoffs</w:t>
       </w:r>
     </w:p>
     <w:p>
@@ -645,7 +645,7 @@
         <w:pStyle w:val="ListBullet"/>
       </w:pPr>
       <w:r>
-        <w:t>Dependencias de I/O como Protocol (LeadRepository, Notifier, Logger) com injecao no bootstrap: o servico passa a depender de abstracoes e o teste usa FakeRepo sem subir infra.</w:t>
+        <w:t>Dependências de I/O como Protocol (LeadRepository, Notifier, Logger) com injeção no bootstrap: o serviço passa a depender de abstrações e o teste usa FakeRepo sem subir infra.</w:t>
       </w:r>
     </w:p>
     <w:p>
@@ -653,7 +653,7 @@
         <w:pStyle w:val="ListBullet"/>
       </w:pPr>
       <w:r>
-        <w:t>Rollout em shadow por 1 sprint com reconciliacao diaria e corte em divergencia menor que 0,1 por cento, em vez de cutover direto: compara o modulo novo com o legado de 600 linhas sem expor listas de 5k a 80k leads a estado parcial.</w:t>
+        <w:t>Rollout em shadow por 1 sprint com reconciliação diária e corte em divergência menor que 0,1 por cento, em vez de cutover direto: compara o módulo novo com o legado de 600 linhas sem expor listas de 5k a 80k leads a estado parcial.</w:t>
       </w:r>
     </w:p>
     <w:p>
@@ -661,7 +661,7 @@
         <w:pStyle w:val="ListBullet"/>
       </w:pPr>
       <w:r>
-        <w:t>Meta de cobertura de 85 por cento nos testes de porta com mocks, em vez de teste manual: o legado tinha 0 por cento de cobertura e 4 dependencias de I/O acopladas, entao o gate quantitativo impede regressao silenciosa.</w:t>
+        <w:t>Meta de cobertura de 85 por cento nos testes de porta com mocks, em vez de teste manual: o legado tinha 0 por cento de cobertura e 4 dependências de I/O acopladas, então o gate quantitativo impede regressão silenciosa.</w:t>
       </w:r>
     </w:p>
     <w:p>
@@ -669,7 +669,7 @@
         <w:pStyle w:val="ListBullet"/>
       </w:pPr>
       <w:r>
-        <w:t>Classes menores que 45 linhas com 1 responsabilidade por classe, aceitando mais arquivos: elimina SQL concatenado, falta de transacao e falha silenciosa de CRM que ja causou duplo contato.</w:t>
+        <w:t>Classes menores que 45 linhas com 1 responsabilidade por classe, aceitando mais arquivos: elimina SQL concatenado, falta de transação e falha silenciosa de CRM que já causou duplo contato.</w:t>
       </w:r>
     </w:p>
     <w:p>
@@ -680,12 +680,12 @@
         <w:rPr>
           <w:color w:val="8B1E1E"/>
         </w:rPr>
-        <w:t>Impacto no negocio</w:t>
+        <w:t>Impacto no negócio</w:t>
       </w:r>
     </w:p>
     <w:p>
       <w:r>
-        <w:t>O modulo dispara 3 a 5 campanhas por dia para listas de 5k a 80k leads, entao cada falha silenciosa vira duplo contato e reclamacao real. Sair de 600 linhas com 0 por cento de cobertura para classes menores que 45 linhas com alvo de 85 por cento reduz o tempo de alteracao de deploy manual com teste manual para validacao automatica, baixa o risco de SQL injection e estado parcial sem transacao, e evita o custo de hotfix em base grande com rollback simples por feature flag.</w:t>
+        <w:t>O módulo dispara 3 a 5 campanhas por dia para listas de 5k a 80k leads, então cada falha silenciosa vira duplo contato e reclamação real. Sair de 600 linhas com 0 por cento de cobertura para classes menores que 45 linhas com alvo de 85 por cento reduz o tempo de alteração de deploy manual com teste manual para validação automática, baixa o risco de SQL injection e estado parcial sem transação, e evita o custo de hotfix em base grande com rollback simples por feature flag.</w:t>
       </w:r>
     </w:p>
     <w:p>
@@ -696,7 +696,7 @@
         <w:rPr>
           <w:color w:val="8B1E1E"/>
         </w:rPr>
-        <w:t>Referencias de estudo</w:t>
+        <w:t>Referências de estudo</w:t>
       </w:r>
     </w:p>
     <w:p>
@@ -712,7 +712,7 @@
         <w:pStyle w:val="ListBullet"/>
       </w:pPr>
       <w:r>
-        <w:t>Video: SOLID em codigo Python na pratica, no YouTube.</w:t>
+        <w:t>Vídeo: SOLID em código Python na prática, no YouTube.</w:t>
       </w:r>
     </w:p>
     <w:p>
@@ -720,7 +720,7 @@
         <w:pStyle w:val="ListBullet"/>
       </w:pPr>
       <w:r>
-        <w:t>Doc oficial: Documentacao do Python sobre Protocol e tipagem estrutural, em docs.python.org.</w:t>
+        <w:t>Doc oficial: Documentação do Python sobre Protocol e tipagem estrutural, em docs.python.org.</w:t>
       </w:r>
     </w:p>
     <w:p>
@@ -728,7 +728,7 @@
         <w:pStyle w:val="ListBullet"/>
       </w:pPr>
       <w:r>
-        <w:t>Doc oficial: Documentacao do pytest sobre fixtures e mocks, em docs.pytest.org.</w:t>
+        <w:t>Doc oficial: Documentação do pytest sobre fixtures e mocks, em docs.pytest.org.</w:t>
       </w:r>
     </w:p>
     <w:sectPr>
